--- a/chapters/causal-inference.docx
+++ b/chapters/causal-inference.docx
@@ -8283,7 +8283,7 @@
         <w:t xml:space="preserve"> </w:t>
       </w:r>
       <w:r>
-        <w:t xml:space="preserve">adjustment can correct for these.</w:t>
+        <w:t xml:space="preserve">adjustment can correct for these baseline differences.</w:t>
       </w:r>
     </w:p>
     <w:p>

--- a/chapters/causal-inference.docx
+++ b/chapters/causal-inference.docx
@@ -6288,7 +6288,7 @@
               <w:pStyle w:val="FirstParagraph"/>
             </w:pPr>
             <w:r>
-              <w:t xml:space="preserve">Intuitively, this means that among individuals with the same</w:t>
+              <w:t xml:space="preserve">Intuitively, exchangeability means that among individuals with the same</w:t>
             </w:r>
             <w:r>
               <w:t xml:space="preserve"> </w:t>
